--- a/Отчёты/Отчёт Лаб10.docx
+++ b/Отчёты/Отчёт Лаб10.docx
@@ -636,9 +636,9 @@
         <w:lastRenderedPageBreak/>
         <w:drawing>
           <wp:inline distT="0" distB="0" distL="0" distR="0">
-            <wp:extent cx="1812925" cy="9251950"/>
-            <wp:effectExtent l="19050" t="0" r="0" b="0"/>
-            <wp:docPr id="2" name="Рисунок 1" descr="diagram lab10.png"/>
+            <wp:extent cx="2356392" cy="8401050"/>
+            <wp:effectExtent l="19050" t="0" r="5808" b="0"/>
+            <wp:docPr id="3" name="Рисунок 1"/>
             <wp:cNvGraphicFramePr>
               <a:graphicFrameLocks xmlns:a="http://schemas.openxmlformats.org/drawingml/2006/main" noChangeAspect="1"/>
             </wp:cNvGraphicFramePr>
@@ -646,23 +646,33 @@
               <a:graphicData uri="http://schemas.openxmlformats.org/drawingml/2006/picture">
                 <pic:pic xmlns:pic="http://schemas.openxmlformats.org/drawingml/2006/picture">
                   <pic:nvPicPr>
-                    <pic:cNvPr id="0" name="diagram lab10.png"/>
-                    <pic:cNvPicPr/>
+                    <pic:cNvPr id="0" name="Picture 1"/>
+                    <pic:cNvPicPr>
+                      <a:picLocks noChangeAspect="1" noChangeArrowheads="1"/>
+                    </pic:cNvPicPr>
                   </pic:nvPicPr>
                   <pic:blipFill>
-                    <a:blip r:embed="rId4" cstate="print"/>
+                    <a:blip r:embed="rId4"/>
+                    <a:srcRect/>
                     <a:stretch>
                       <a:fillRect/>
                     </a:stretch>
                   </pic:blipFill>
-                  <pic:spPr>
+                  <pic:spPr bwMode="auto">
                     <a:xfrm>
                       <a:off x="0" y="0"/>
-                      <a:ext cx="1812925" cy="9251950"/>
+                      <a:ext cx="2356392" cy="8401050"/>
                     </a:xfrm>
                     <a:prstGeom prst="rect">
                       <a:avLst/>
                     </a:prstGeom>
+                    <a:noFill/>
+                    <a:ln w="9525">
+                      <a:noFill/>
+                      <a:miter lim="800000"/>
+                      <a:headEnd/>
+                      <a:tailEnd/>
+                    </a:ln>
                   </pic:spPr>
                 </pic:pic>
               </a:graphicData>
@@ -694,10 +704,370 @@
           <w:rFonts w:ascii="Times New Roman" w:hAnsi="Times New Roman" w:cs="Times New Roman"/>
           <w:b/>
           <w:bCs/>
-          <w:sz w:val="28"/>
-          <w:szCs w:val="28"/>
+          <w:noProof/>
+          <w:sz w:val="28"/>
+          <w:szCs w:val="28"/>
+          <w:lang w:eastAsia="ja-JP"/>
         </w:rPr>
         <w:lastRenderedPageBreak/>
+        <w:drawing>
+          <wp:inline distT="0" distB="0" distL="0" distR="0">
+            <wp:extent cx="5008225" cy="7432158"/>
+            <wp:effectExtent l="19050" t="0" r="1925" b="0"/>
+            <wp:docPr id="5" name="Рисунок 4"/>
+            <wp:cNvGraphicFramePr>
+              <a:graphicFrameLocks xmlns:a="http://schemas.openxmlformats.org/drawingml/2006/main" noChangeAspect="1"/>
+            </wp:cNvGraphicFramePr>
+            <a:graphic xmlns:a="http://schemas.openxmlformats.org/drawingml/2006/main">
+              <a:graphicData uri="http://schemas.openxmlformats.org/drawingml/2006/picture">
+                <pic:pic xmlns:pic="http://schemas.openxmlformats.org/drawingml/2006/picture">
+                  <pic:nvPicPr>
+                    <pic:cNvPr id="0" name="Picture 4"/>
+                    <pic:cNvPicPr>
+                      <a:picLocks noChangeAspect="1" noChangeArrowheads="1"/>
+                    </pic:cNvPicPr>
+                  </pic:nvPicPr>
+                  <pic:blipFill>
+                    <a:blip r:embed="rId5"/>
+                    <a:srcRect/>
+                    <a:stretch>
+                      <a:fillRect/>
+                    </a:stretch>
+                  </pic:blipFill>
+                  <pic:spPr bwMode="auto">
+                    <a:xfrm>
+                      <a:off x="0" y="0"/>
+                      <a:ext cx="5012780" cy="7438918"/>
+                    </a:xfrm>
+                    <a:prstGeom prst="rect">
+                      <a:avLst/>
+                    </a:prstGeom>
+                    <a:noFill/>
+                    <a:ln w="9525">
+                      <a:noFill/>
+                      <a:miter lim="800000"/>
+                      <a:headEnd/>
+                      <a:tailEnd/>
+                    </a:ln>
+                  </pic:spPr>
+                </pic:pic>
+              </a:graphicData>
+            </a:graphic>
+          </wp:inline>
+        </w:drawing>
+      </w:r>
+      <w:r>
+        <w:rPr>
+          <w:rFonts w:ascii="Times New Roman" w:hAnsi="Times New Roman" w:cs="Times New Roman"/>
+          <w:b/>
+          <w:bCs/>
+          <w:noProof/>
+          <w:sz w:val="28"/>
+          <w:szCs w:val="28"/>
+          <w:lang w:eastAsia="ja-JP"/>
+        </w:rPr>
+        <w:lastRenderedPageBreak/>
+        <w:drawing>
+          <wp:inline distT="0" distB="0" distL="0" distR="0">
+            <wp:extent cx="5199005" cy="5601346"/>
+            <wp:effectExtent l="19050" t="0" r="1645" b="0"/>
+            <wp:docPr id="6" name="Рисунок 7"/>
+            <wp:cNvGraphicFramePr>
+              <a:graphicFrameLocks xmlns:a="http://schemas.openxmlformats.org/drawingml/2006/main" noChangeAspect="1"/>
+            </wp:cNvGraphicFramePr>
+            <a:graphic xmlns:a="http://schemas.openxmlformats.org/drawingml/2006/main">
+              <a:graphicData uri="http://schemas.openxmlformats.org/drawingml/2006/picture">
+                <pic:pic xmlns:pic="http://schemas.openxmlformats.org/drawingml/2006/picture">
+                  <pic:nvPicPr>
+                    <pic:cNvPr id="0" name="Picture 7"/>
+                    <pic:cNvPicPr>
+                      <a:picLocks noChangeAspect="1" noChangeArrowheads="1"/>
+                    </pic:cNvPicPr>
+                  </pic:nvPicPr>
+                  <pic:blipFill>
+                    <a:blip r:embed="rId6"/>
+                    <a:srcRect/>
+                    <a:stretch>
+                      <a:fillRect/>
+                    </a:stretch>
+                  </pic:blipFill>
+                  <pic:spPr bwMode="auto">
+                    <a:xfrm>
+                      <a:off x="0" y="0"/>
+                      <a:ext cx="5202077" cy="5604656"/>
+                    </a:xfrm>
+                    <a:prstGeom prst="rect">
+                      <a:avLst/>
+                    </a:prstGeom>
+                    <a:noFill/>
+                    <a:ln w="9525">
+                      <a:noFill/>
+                      <a:miter lim="800000"/>
+                      <a:headEnd/>
+                      <a:tailEnd/>
+                    </a:ln>
+                  </pic:spPr>
+                </pic:pic>
+              </a:graphicData>
+            </a:graphic>
+          </wp:inline>
+        </w:drawing>
+      </w:r>
+      <w:r>
+        <w:rPr>
+          <w:rFonts w:ascii="Times New Roman" w:hAnsi="Times New Roman" w:cs="Times New Roman"/>
+          <w:b/>
+          <w:bCs/>
+          <w:noProof/>
+          <w:sz w:val="28"/>
+          <w:szCs w:val="28"/>
+          <w:lang w:eastAsia="ja-JP"/>
+        </w:rPr>
+        <w:lastRenderedPageBreak/>
+        <w:drawing>
+          <wp:inline distT="0" distB="0" distL="0" distR="0">
+            <wp:extent cx="5602616" cy="6911163"/>
+            <wp:effectExtent l="19050" t="0" r="0" b="0"/>
+            <wp:docPr id="10" name="Рисунок 10"/>
+            <wp:cNvGraphicFramePr>
+              <a:graphicFrameLocks xmlns:a="http://schemas.openxmlformats.org/drawingml/2006/main" noChangeAspect="1"/>
+            </wp:cNvGraphicFramePr>
+            <a:graphic xmlns:a="http://schemas.openxmlformats.org/drawingml/2006/main">
+              <a:graphicData uri="http://schemas.openxmlformats.org/drawingml/2006/picture">
+                <pic:pic xmlns:pic="http://schemas.openxmlformats.org/drawingml/2006/picture">
+                  <pic:nvPicPr>
+                    <pic:cNvPr id="0" name="Picture 10"/>
+                    <pic:cNvPicPr>
+                      <a:picLocks noChangeAspect="1" noChangeArrowheads="1"/>
+                    </pic:cNvPicPr>
+                  </pic:nvPicPr>
+                  <pic:blipFill>
+                    <a:blip r:embed="rId7"/>
+                    <a:srcRect/>
+                    <a:stretch>
+                      <a:fillRect/>
+                    </a:stretch>
+                  </pic:blipFill>
+                  <pic:spPr bwMode="auto">
+                    <a:xfrm>
+                      <a:off x="0" y="0"/>
+                      <a:ext cx="5600700" cy="6908800"/>
+                    </a:xfrm>
+                    <a:prstGeom prst="rect">
+                      <a:avLst/>
+                    </a:prstGeom>
+                    <a:noFill/>
+                    <a:ln w="9525">
+                      <a:noFill/>
+                      <a:miter lim="800000"/>
+                      <a:headEnd/>
+                      <a:tailEnd/>
+                    </a:ln>
+                  </pic:spPr>
+                </pic:pic>
+              </a:graphicData>
+            </a:graphic>
+          </wp:inline>
+        </w:drawing>
+      </w:r>
+      <w:r>
+        <w:rPr>
+          <w:rFonts w:ascii="Times New Roman" w:hAnsi="Times New Roman" w:cs="Times New Roman"/>
+          <w:b/>
+          <w:bCs/>
+          <w:noProof/>
+          <w:sz w:val="28"/>
+          <w:szCs w:val="28"/>
+          <w:lang w:eastAsia="ja-JP"/>
+        </w:rPr>
+        <w:lastRenderedPageBreak/>
+        <w:drawing>
+          <wp:inline distT="0" distB="0" distL="0" distR="0">
+            <wp:extent cx="3638550" cy="6743700"/>
+            <wp:effectExtent l="19050" t="0" r="0" b="0"/>
+            <wp:docPr id="13" name="Рисунок 13"/>
+            <wp:cNvGraphicFramePr>
+              <a:graphicFrameLocks xmlns:a="http://schemas.openxmlformats.org/drawingml/2006/main" noChangeAspect="1"/>
+            </wp:cNvGraphicFramePr>
+            <a:graphic xmlns:a="http://schemas.openxmlformats.org/drawingml/2006/main">
+              <a:graphicData uri="http://schemas.openxmlformats.org/drawingml/2006/picture">
+                <pic:pic xmlns:pic="http://schemas.openxmlformats.org/drawingml/2006/picture">
+                  <pic:nvPicPr>
+                    <pic:cNvPr id="0" name="Picture 13"/>
+                    <pic:cNvPicPr>
+                      <a:picLocks noChangeAspect="1" noChangeArrowheads="1"/>
+                    </pic:cNvPicPr>
+                  </pic:nvPicPr>
+                  <pic:blipFill>
+                    <a:blip r:embed="rId8"/>
+                    <a:srcRect/>
+                    <a:stretch>
+                      <a:fillRect/>
+                    </a:stretch>
+                  </pic:blipFill>
+                  <pic:spPr bwMode="auto">
+                    <a:xfrm>
+                      <a:off x="0" y="0"/>
+                      <a:ext cx="3638550" cy="6743700"/>
+                    </a:xfrm>
+                    <a:prstGeom prst="rect">
+                      <a:avLst/>
+                    </a:prstGeom>
+                    <a:noFill/>
+                    <a:ln w="9525">
+                      <a:noFill/>
+                      <a:miter lim="800000"/>
+                      <a:headEnd/>
+                      <a:tailEnd/>
+                    </a:ln>
+                  </pic:spPr>
+                </pic:pic>
+              </a:graphicData>
+            </a:graphic>
+          </wp:inline>
+        </w:drawing>
+      </w:r>
+      <w:r>
+        <w:rPr>
+          <w:rFonts w:ascii="Times New Roman" w:hAnsi="Times New Roman" w:cs="Times New Roman"/>
+          <w:b/>
+          <w:bCs/>
+          <w:noProof/>
+          <w:sz w:val="28"/>
+          <w:szCs w:val="28"/>
+          <w:lang w:eastAsia="ja-JP"/>
+        </w:rPr>
+        <w:lastRenderedPageBreak/>
+        <w:drawing>
+          <wp:inline distT="0" distB="0" distL="0" distR="0">
+            <wp:extent cx="5677948" cy="9303489"/>
+            <wp:effectExtent l="19050" t="0" r="0" b="0"/>
+            <wp:docPr id="16" name="Рисунок 16"/>
+            <wp:cNvGraphicFramePr>
+              <a:graphicFrameLocks xmlns:a="http://schemas.openxmlformats.org/drawingml/2006/main" noChangeAspect="1"/>
+            </wp:cNvGraphicFramePr>
+            <a:graphic xmlns:a="http://schemas.openxmlformats.org/drawingml/2006/main">
+              <a:graphicData uri="http://schemas.openxmlformats.org/drawingml/2006/picture">
+                <pic:pic xmlns:pic="http://schemas.openxmlformats.org/drawingml/2006/picture">
+                  <pic:nvPicPr>
+                    <pic:cNvPr id="0" name="Picture 16"/>
+                    <pic:cNvPicPr>
+                      <a:picLocks noChangeAspect="1" noChangeArrowheads="1"/>
+                    </pic:cNvPicPr>
+                  </pic:nvPicPr>
+                  <pic:blipFill>
+                    <a:blip r:embed="rId9"/>
+                    <a:srcRect/>
+                    <a:stretch>
+                      <a:fillRect/>
+                    </a:stretch>
+                  </pic:blipFill>
+                  <pic:spPr bwMode="auto">
+                    <a:xfrm>
+                      <a:off x="0" y="0"/>
+                      <a:ext cx="5680735" cy="9308055"/>
+                    </a:xfrm>
+                    <a:prstGeom prst="rect">
+                      <a:avLst/>
+                    </a:prstGeom>
+                    <a:noFill/>
+                    <a:ln w="9525">
+                      <a:noFill/>
+                      <a:miter lim="800000"/>
+                      <a:headEnd/>
+                      <a:tailEnd/>
+                    </a:ln>
+                  </pic:spPr>
+                </pic:pic>
+              </a:graphicData>
+            </a:graphic>
+          </wp:inline>
+        </w:drawing>
+      </w:r>
+      <w:r>
+        <w:rPr>
+          <w:rFonts w:ascii="Times New Roman" w:hAnsi="Times New Roman" w:cs="Times New Roman"/>
+          <w:b/>
+          <w:bCs/>
+          <w:noProof/>
+          <w:sz w:val="28"/>
+          <w:szCs w:val="28"/>
+          <w:lang w:eastAsia="ja-JP"/>
+        </w:rPr>
+        <w:lastRenderedPageBreak/>
+        <w:drawing>
+          <wp:inline distT="0" distB="0" distL="0" distR="0">
+            <wp:extent cx="5942640" cy="3501996"/>
+            <wp:effectExtent l="19050" t="0" r="960" b="0"/>
+            <wp:docPr id="19" name="Рисунок 19"/>
+            <wp:cNvGraphicFramePr>
+              <a:graphicFrameLocks xmlns:a="http://schemas.openxmlformats.org/drawingml/2006/main" noChangeAspect="1"/>
+            </wp:cNvGraphicFramePr>
+            <a:graphic xmlns:a="http://schemas.openxmlformats.org/drawingml/2006/main">
+              <a:graphicData uri="http://schemas.openxmlformats.org/drawingml/2006/picture">
+                <pic:pic xmlns:pic="http://schemas.openxmlformats.org/drawingml/2006/picture">
+                  <pic:nvPicPr>
+                    <pic:cNvPr id="0" name="Picture 19"/>
+                    <pic:cNvPicPr>
+                      <a:picLocks noChangeAspect="1" noChangeArrowheads="1"/>
+                    </pic:cNvPicPr>
+                  </pic:nvPicPr>
+                  <pic:blipFill>
+                    <a:blip r:embed="rId10"/>
+                    <a:srcRect/>
+                    <a:stretch>
+                      <a:fillRect/>
+                    </a:stretch>
+                  </pic:blipFill>
+                  <pic:spPr bwMode="auto">
+                    <a:xfrm>
+                      <a:off x="0" y="0"/>
+                      <a:ext cx="5947021" cy="3504578"/>
+                    </a:xfrm>
+                    <a:prstGeom prst="rect">
+                      <a:avLst/>
+                    </a:prstGeom>
+                    <a:noFill/>
+                    <a:ln w="9525">
+                      <a:noFill/>
+                      <a:miter lim="800000"/>
+                      <a:headEnd/>
+                      <a:tailEnd/>
+                    </a:ln>
+                  </pic:spPr>
+                </pic:pic>
+              </a:graphicData>
+            </a:graphic>
+          </wp:inline>
+        </w:drawing>
+      </w:r>
+    </w:p>
+    <w:p>
+      <w:pPr>
+        <w:keepNext/>
+        <w:widowControl w:val="0"/>
+        <w:tabs>
+          <w:tab w:val="left" w:pos="6015"/>
+        </w:tabs>
+        <w:spacing w:after="0" w:line="360" w:lineRule="auto"/>
+        <w:ind w:firstLine="709"/>
+        <w:jc w:val="both"/>
+        <w:rPr>
+          <w:rFonts w:ascii="Times New Roman" w:hAnsi="Times New Roman" w:cs="Times New Roman"/>
+          <w:b/>
+          <w:bCs/>
+          <w:sz w:val="28"/>
+          <w:szCs w:val="28"/>
+        </w:rPr>
+      </w:pPr>
+      <w:r>
+        <w:rPr>
+          <w:rFonts w:ascii="Times New Roman" w:hAnsi="Times New Roman" w:cs="Times New Roman"/>
+          <w:b/>
+          <w:bCs/>
+          <w:sz w:val="28"/>
+          <w:szCs w:val="28"/>
+        </w:rPr>
         <w:t>Реализация программы</w:t>
       </w:r>
     </w:p>
@@ -1684,7 +2054,17 @@
                 <w:sz w:val="28"/>
                 <w:szCs w:val="28"/>
               </w:rPr>
-              <w:t>текст, загруженный из файла</w:t>
+              <w:t xml:space="preserve">текст, загруженный </w:t>
+            </w:r>
+            <w:r>
+              <w:rPr>
+                <w:rFonts w:ascii="Times New Roman" w:hAnsi="Times New Roman" w:cs="Times New Roman"/>
+                <w:color w:val="000000" w:themeColor="text1"/>
+                <w:sz w:val="28"/>
+                <w:szCs w:val="28"/>
+              </w:rPr>
+              <w:lastRenderedPageBreak/>
+              <w:t>из файла</w:t>
             </w:r>
           </w:p>
         </w:tc>
@@ -1718,6 +2098,7 @@
                 <w:sz w:val="28"/>
                 <w:szCs w:val="28"/>
               </w:rPr>
+              <w:lastRenderedPageBreak/>
               <w:t>letter</w:t>
             </w:r>
             <w:proofErr w:type="spellEnd"/>
@@ -2196,17 +2577,7 @@
                 <w:sz w:val="28"/>
                 <w:szCs w:val="28"/>
               </w:rPr>
-              <w:t xml:space="preserve">текущее слово </w:t>
-            </w:r>
-            <w:r>
-              <w:rPr>
-                <w:rFonts w:ascii="Times New Roman" w:hAnsi="Times New Roman" w:cs="Times New Roman"/>
-                <w:color w:val="000000" w:themeColor="text1"/>
-                <w:sz w:val="28"/>
-                <w:szCs w:val="28"/>
-              </w:rPr>
-              <w:lastRenderedPageBreak/>
-              <w:t>при разборе текста</w:t>
+              <w:t>текущее слово при разборе текста</w:t>
             </w:r>
           </w:p>
         </w:tc>
@@ -2240,7 +2611,6 @@
                 <w:sz w:val="28"/>
                 <w:szCs w:val="28"/>
               </w:rPr>
-              <w:lastRenderedPageBreak/>
               <w:t>lastFoundWord</w:t>
             </w:r>
             <w:proofErr w:type="spellEnd"/>
@@ -3116,6 +3486,7 @@
                 <w:sz w:val="28"/>
                 <w:szCs w:val="28"/>
               </w:rPr>
+              <w:lastRenderedPageBreak/>
               <w:t>hConsole</w:t>
             </w:r>
             <w:proofErr w:type="spellEnd"/>
@@ -3343,7 +3714,7 @@
                     </pic:cNvPicPr>
                   </pic:nvPicPr>
                   <pic:blipFill>
-                    <a:blip r:embed="rId5"/>
+                    <a:blip r:embed="rId11"/>
                     <a:srcRect/>
                     <a:stretch>
                       <a:fillRect/>
@@ -3414,7 +3785,7 @@
                     </pic:cNvPicPr>
                   </pic:nvPicPr>
                   <pic:blipFill>
-                    <a:blip r:embed="rId6"/>
+                    <a:blip r:embed="rId12"/>
                     <a:srcRect/>
                     <a:stretch>
                       <a:fillRect/>
@@ -3467,7 +3838,6 @@
           <w:szCs w:val="28"/>
           <w:lang w:eastAsia="ja-JP"/>
         </w:rPr>
-        <w:lastRenderedPageBreak/>
         <w:drawing>
           <wp:inline distT="0" distB="0" distL="0" distR="0">
             <wp:extent cx="5940425" cy="712292"/>
@@ -3486,7 +3856,7 @@
                     </pic:cNvPicPr>
                   </pic:nvPicPr>
                   <pic:blipFill>
-                    <a:blip r:embed="rId7"/>
+                    <a:blip r:embed="rId13"/>
                     <a:srcRect/>
                     <a:stretch>
                       <a:fillRect/>
@@ -4118,7 +4488,7 @@
   <a:extraClrSchemeLst/>
   <a:extLst>
     <a:ext uri="{05A4C25C-085E-4340-85A3-A5531E510DB2}">
-      <thm15:themeFamily xmlns:thm15="http://schemas.microsoft.com/office/thememl/2012/main" xmlns="" name="Office Theme" id="{62F939B6-93AF-4DB8-9C6B-D6C7DFDC589F}" vid="{4A3C46E8-61CC-4603-A589-7422A47A8E4A}"/>
+      <thm15:themeFamily xmlns="" xmlns:thm15="http://schemas.microsoft.com/office/thememl/2012/main" name="Office Theme" id="{62F939B6-93AF-4DB8-9C6B-D6C7DFDC589F}" vid="{4A3C46E8-61CC-4603-A589-7422A47A8E4A}"/>
     </a:ext>
   </a:extLst>
 </a:theme>
